--- a/downloads/handouts/Unit 05/Handout 05.15 - Upcycle Design Brief and Idea Menu.docx
+++ b/downloads/handouts/Unit 05/Handout 05.15 - Upcycle Design Brief and Idea Menu.docx
@@ -26,18 +26,6 @@
       </w:pPr>
       <w:r>
         <w:t xml:space="preserve">Word bank: cut, sew, fold, stitch, pocket, bag</w:t>
-      </w:r>
-      <w:r>
-        <w:t xml:space="preserve"> </w:t>
-      </w:r>
-      <w:r>
-        <w:t xml:space="preserve">Turkish: kesmek, dikmek, katlamak, dikiş, cep, çanta</w:t>
-      </w:r>
-      <w:r>
-        <w:t xml:space="preserve"> </w:t>
-      </w:r>
-      <w:r>
-        <w:t xml:space="preserve">Portuguese: cortar, costurar, dobrar, ponto, bolso, sacola</w:t>
       </w:r>
       <w:r>
         <w:t xml:space="preserve"> </w:t>
@@ -1701,8 +1689,11 @@
       </w:r>
     </w:p>
     <w:p>
-      <w:r>
-        <w:br w:type="page"/>
+      <w:pPr>
+        <w:pStyle w:val="BodyText"/>
+      </w:pPr>
+      <w:r>
+        <w:t xml:space="preserve">________________________________________________________________</w:t>
       </w:r>
     </w:p>
     <w:p>
@@ -2017,8 +2008,11 @@
       </w:r>
     </w:p>
     <w:p>
-      <w:r>
-        <w:br w:type="page"/>
+      <w:pPr>
+        <w:pStyle w:val="BodyText"/>
+      </w:pPr>
+      <w:r>
+        <w:t xml:space="preserve">- - - - - - - - - - - - - - - - - - - - - - - - - - - - - - - - - - - - - - - - - - -</w:t>
       </w:r>
     </w:p>
     <w:p>
@@ -2081,8 +2075,11 @@
       </w:r>
     </w:p>
     <w:p>
-      <w:r>
-        <w:br w:type="page"/>
+      <w:pPr>
+        <w:pStyle w:val="BodyText"/>
+      </w:pPr>
+      <w:r>
+        <w:t xml:space="preserve">- - - - - - - - - - - - - - - - - - - - - - - - - - - - - - - - - - - - - - - - - - -</w:t>
       </w:r>
     </w:p>
     <w:p>

--- a/downloads/handouts/Unit 05/Handout 05.15 - Upcycle Design Brief and Idea Menu.docx
+++ b/downloads/handouts/Unit 05/Handout 05.15 - Upcycle Design Brief and Idea Menu.docx
@@ -6,9 +6,9 @@
       <w:pPr>
         <w:pStyle w:val="Heading1"/>
       </w:pPr>
-      <w:bookmarkStart w:id="20" w:name="X3b6c1254669d0a5cef34b4eb4c8c259fa63b97d"/>
-      <w:r>
-        <w:t xml:space="preserve">Handout 05.15: Upcycle Design Brief and Idea Menu</w:t>
+      <w:bookmarkStart w:id="20" w:name="Xb245d5ae35cb7e3ea923cdc3303947da6516d9c"/>
+      <w:r>
+        <w:t xml:space="preserve">Handout 5.15: Upcycle Design Brief and Idea Menu</w:t>
       </w:r>
       <w:bookmarkEnd w:id="20"/>
     </w:p>

--- a/downloads/handouts/Unit 05/Handout 05.15 - Upcycle Design Brief and Idea Menu.docx
+++ b/downloads/handouts/Unit 05/Handout 05.15 - Upcycle Design Brief and Idea Menu.docx
@@ -145,7 +145,7 @@
               <w:jc w:val="left"/>
             </w:pPr>
             <w:r>
-              <w:t xml:space="preserve">Breaking a thing down to its raw material and making something new out of the material</w:t>
+              <w:t xml:space="preserve">Break a thing down to its raw material. Make something new out of the material.</w:t>
             </w:r>
           </w:p>
         </w:tc>
@@ -172,7 +172,7 @@
               <w:jc w:val="left"/>
             </w:pPr>
             <w:r>
-              <w:t xml:space="preserve">Keeping the material and turning it into something worth more or just as useful</w:t>
+              <w:t xml:space="preserve">Keep the material. Turn it into something worth more, or just as useful.</w:t>
             </w:r>
           </w:p>
         </w:tc>
@@ -303,10 +303,10 @@
         <w:rPr>
           <w:b/>
         </w:rPr>
-        <w:t xml:space="preserve">at least two of the taught joins (hand stitches or a machine seam)</w:t>
-      </w:r>
-      <w:r>
-        <w:t xml:space="preserve">: running stitch, backstitch, whipstitch, sewing on a button.</w:t>
+        <w:t xml:space="preserve">at least two of the taught joins</w:t>
+      </w:r>
+      <w:r>
+        <w:t xml:space="preserve">: running stitch, backstitch, whipstitch, or sewing on a button. A machine seam locked at both ends counts as a join too.</w:t>
       </w:r>
     </w:p>
     <w:p>
@@ -348,7 +348,7 @@
         <w:pStyle w:val="FirstParagraph"/>
       </w:pPr>
       <w:r>
-        <w:t xml:space="preserve">The difficulty mark is how hard the construction is. It is not how good a grade it can earn. An Easy path built well scores higher than a Harder path built badly.</w:t>
+        <w:t xml:space="preserve">The difficulty mark tells you how hard it is to build. It does not tell you what grade it can earn. An Easy path built well scores higher than a Medium path built badly.</w:t>
       </w:r>
     </w:p>
     <w:tbl>
@@ -1215,7 +1215,7 @@
         <w:t xml:space="preserve"> </w:t>
       </w:r>
       <w:r>
-        <w:t xml:space="preserve">Bring me the brief with a sketch and measurements. If it fits the four constraints, it is approved.</w:t>
+        <w:t xml:space="preserve">Bring me the brief with a sketch and measurements. If it fits the four constraints (rules), it is approved.</w:t>
       </w:r>
     </w:p>
     <w:p>
@@ -1232,7 +1232,7 @@
         <w:t xml:space="preserve"> </w:t>
       </w:r>
       <w:r>
-        <w:t xml:space="preserve">Uncooked rice only. Nothing scented. It is never heated at school. Heating happens at home with an adult, 30 seconds maximum, and your display card must say so. If rice is a problem for you or anybody at home, use dried beans or flax seed.</w:t>
+        <w:t xml:space="preserve">Uncooked rice only. Nothing scented. It is never heated at school. Heating happens at home, with an adult, for 30 seconds at most. Your display card must say so. If rice is a problem for you or anybody at home, use dried beans or flax seed.</w:t>
       </w:r>
     </w:p>
     <w:p>
@@ -1693,7 +1693,7 @@
         <w:pStyle w:val="BodyText"/>
       </w:pPr>
       <w:r>
-        <w:t xml:space="preserve">________________________________________________________________</w:t>
+        <w:t xml:space="preserve">Answer: ________________________________________________________________</w:t>
       </w:r>
     </w:p>
     <w:p>
@@ -1787,7 +1787,7 @@
         <w:pStyle w:val="FirstParagraph"/>
       </w:pPr>
       <w:r>
-        <w:t xml:space="preserve">Draw instead of writing. Fill every number blank. This is scored the same as the written brief.</w:t>
+        <w:t xml:space="preserve">Draw instead of writing. Fill in every number blank. This is scored the same as the written brief.</w:t>
       </w:r>
     </w:p>
     <w:p>
@@ -2039,7 +2039,7 @@
         <w:pStyle w:val="BodyText"/>
       </w:pPr>
       <w:r>
-        <w:t xml:space="preserve">For the next six class days my students are turning a used piece of cloth into something useful, by hand, with a needle and thread. No sewing machine is needed; every path can be built by hand. We cover needle and pin safety every day, we count every needle and pin out at the start of the period and back in at the end, and nobody leaves the room until the counts match.</w:t>
+        <w:t xml:space="preserve">For the next six class days my students are turning a used piece of cloth into something useful, by hand, with a needle and thread. No sewing machine is needed; every path can be built by hand. We cover needle and pin safety every day. We count every needle and pin out at the start of the period and back in at the end. Nobody leaves the room until the counts match.</w:t>
       </w:r>
     </w:p>
     <w:p>
@@ -2055,15 +2055,15 @@
         <w:pStyle w:val="BodyText"/>
       </w:pPr>
       <w:r>
-        <w:t xml:space="preserve">If your student would rather use something of their own, it has to be something you are willing to have cut up and sewn, because it will not go back to being what it was. Please sign below only if that is the case. Nothing valuable, nothing borrowed, and nothing that belongs to somebody else.</w:t>
-      </w:r>
-    </w:p>
-    <w:p>
-      <w:pPr>
-        <w:pStyle w:val="BodyText"/>
-      </w:pPr>
-      <w:r>
-        <w:t xml:space="preserve">If you have clean, used textiles you would like to donate to the class bin (t-shirts, towels, pillowcases, jeans, sweaters with holes, sheets, fabric scraps), we will take them and everyone will use them. Donating is not required and is not tracked.</w:t>
+        <w:t xml:space="preserve">If your student would rather use something of their own, it has to be something you are willing to have cut up and sewn. It will not go back to being what it was. Please sign below only if that is the case. Nothing valuable, nothing borrowed, and nothing that belongs to somebody else.</w:t>
+      </w:r>
+    </w:p>
+    <w:p>
+      <w:pPr>
+        <w:pStyle w:val="BodyText"/>
+      </w:pPr>
+      <w:r>
+        <w:t xml:space="preserve">If you have clean, used textiles you would like to donate to the class bin (t-shirts, towels, pillowcases, jeans, sweaters with holes, sheets, fabric scraps), we will take them. Everyone will use them. Donating is not required and is not tracked.</w:t>
       </w:r>
     </w:p>
     <w:p>
